--- a/Documents/RD Template.docx
+++ b/Documents/RD Template.docx
@@ -430,9 +430,7 @@
           <w:numId w:val="1"/>
         </w:numPr>
         <w:ind w:left="288" w:hanging="288"/>
-        <w:rPr>
-          <w:rFonts w:ascii="inherit" w:cs="inherit" w:eastAsia="inherit" w:hAnsi="inherit"/>
-        </w:rPr>
+        <w:rPr/>
       </w:pPr>
       <w:r>
         <w:rPr>
@@ -578,9 +576,7 @@
           <w:numId w:val="1"/>
         </w:numPr>
         <w:ind w:left="288" w:hanging="288"/>
-        <w:rPr>
-          <w:rFonts w:ascii="inherit" w:cs="inherit" w:eastAsia="inherit" w:hAnsi="inherit"/>
-        </w:rPr>
+        <w:rPr/>
       </w:pPr>
       <w:r>
         <w:rPr>
@@ -765,7 +761,7 @@
           <w:numId w:val="1"/>
         </w:numPr>
         <w:shd w:fill="ffffff" w:val="clear"/>
-        <w:ind w:left="288"/>
+        <w:ind w:left="288" w:hanging="288"/>
         <w:rPr>
           <w:i w:val="1"/>
           <w:iCs w:val="1"/>
@@ -783,6 +779,11 @@
           <w:rtl w:val="0"/>
         </w:rPr>
         <w:t xml:space="preserve">Alternate game mode implementation (Medium)</w:t>
+      </w:r>
+      <w:r>
+        <w:rPr>
+          <w:rtl w:val="0"/>
+        </w:rPr>
       </w:r>
     </w:p>
     <w:p>
@@ -792,9 +793,8 @@
           <w:numId w:val="1"/>
         </w:numPr>
         <w:shd w:fill="ffffff" w:val="clear"/>
-        <w:ind w:left="288"/>
-        <w:rPr>
-          <w:rFonts w:ascii="Arial" w:cs="Arial" w:eastAsia="Arial" w:hAnsi="Arial"/>
+        <w:ind w:left="288" w:hanging="288"/>
+        <w:rPr>
           <w:i w:val="1"/>
           <w:iCs w:val="1"/>
           <w:sz w:val="20"/>
@@ -812,6 +812,11 @@
           <w:rtl w:val="0"/>
         </w:rPr>
         <w:t xml:space="preserve">Real-time live multiplayer mode, syncing of activity from two separate clients (Medium)</w:t>
+      </w:r>
+      <w:r>
+        <w:rPr>
+          <w:rtl w:val="0"/>
+        </w:rPr>
       </w:r>
     </w:p>
     <w:p>
@@ -821,7 +826,7 @@
           <w:numId w:val="1"/>
         </w:numPr>
         <w:shd w:fill="ffffff" w:val="clear"/>
-        <w:ind w:left="288"/>
+        <w:ind w:left="288" w:hanging="288"/>
         <w:rPr>
           <w:i w:val="1"/>
           <w:iCs w:val="1"/>
@@ -839,29 +844,6 @@
           <w:rtl w:val="0"/>
         </w:rPr>
         <w:t xml:space="preserve">Animal display/info (Low)</w:t>
-      </w:r>
-    </w:p>
-    <w:p>
-      <w:pPr>
-        <w:shd w:fill="ffffff" w:val="clear"/>
-        <w:rPr>
-          <w:rFonts w:ascii="Arial" w:cs="Arial" w:eastAsia="Arial" w:hAnsi="Arial"/>
-          <w:i w:val="1"/>
-          <w:iCs w:val="1"/>
-          <w:sz w:val="20"/>
-          <w:szCs w:val="20"/>
-        </w:rPr>
-      </w:pPr>
-      <w:r>
-        <w:rPr>
-          <w:rFonts w:ascii="Arial" w:cs="Arial" w:eastAsia="Arial" w:hAnsi="Arial"/>
-          <w:i w:val="1"/>
-          <w:iCs w:val="1"/>
-          <w:sz w:val="20"/>
-          <w:szCs w:val="20"/>
-          <w:rtl w:val="0"/>
-        </w:rPr>
-        <w:t xml:space="preserve">Speciesguessr (classification game)</w:t>
       </w:r>
     </w:p>
     <w:p>
@@ -871,7 +853,7 @@
           <w:numId w:val="1"/>
         </w:numPr>
         <w:shd w:fill="ffffff" w:val="clear"/>
-        <w:ind w:left="288"/>
+        <w:ind w:left="288" w:hanging="288"/>
         <w:rPr>
           <w:rFonts w:ascii="Arial" w:cs="Arial" w:eastAsia="Arial" w:hAnsi="Arial"/>
           <w:i w:val="1"/>
@@ -890,7 +872,7 @@
           <w:szCs w:val="20"/>
           <w:rtl w:val="0"/>
         </w:rPr>
-        <w:t xml:space="preserve">Image deblurring (High)</w:t>
+        <w:t xml:space="preserve">Cycle through all animals without repetition before a pool of questions is reshuffled (High)</w:t>
       </w:r>
     </w:p>
     <w:p>
@@ -900,24 +882,26 @@
           <w:numId w:val="1"/>
         </w:numPr>
         <w:shd w:fill="ffffff" w:val="clear"/>
-        <w:ind w:left="288"/>
-        <w:rPr>
-          <w:i w:val="1"/>
-          <w:iCs w:val="1"/>
-          <w:sz w:val="20"/>
-          <w:szCs w:val="20"/>
-        </w:rPr>
-      </w:pPr>
-      <w:r>
-        <w:rPr>
-          <w:rFonts w:ascii="Arial" w:cs="Arial" w:eastAsia="Arial" w:hAnsi="Arial"/>
-          <w:i w:val="1"/>
-          <w:iCs w:val="1"/>
-          <w:sz w:val="20"/>
-          <w:szCs w:val="20"/>
-          <w:rtl w:val="0"/>
-        </w:rPr>
-        <w:t xml:space="preserve">Score computation (High)</w:t>
+        <w:ind w:left="288" w:hanging="288"/>
+        <w:rPr>
+          <w:rFonts w:ascii="Arial" w:cs="Arial" w:eastAsia="Arial" w:hAnsi="Arial"/>
+          <w:i w:val="1"/>
+          <w:iCs w:val="1"/>
+          <w:sz w:val="20"/>
+          <w:szCs w:val="20"/>
+          <w:u w:val="none"/>
+        </w:rPr>
+      </w:pPr>
+      <w:r>
+        <w:rPr>
+          <w:rFonts w:ascii="Arial" w:cs="Arial" w:eastAsia="Arial" w:hAnsi="Arial"/>
+          <w:i w:val="1"/>
+          <w:iCs w:val="1"/>
+          <w:sz w:val="20"/>
+          <w:szCs w:val="20"/>
+          <w:rtl w:val="0"/>
+        </w:rPr>
+        <w:t xml:space="preserve">Home/Exit navigation buttons (Medium)</w:t>
       </w:r>
     </w:p>
     <w:p>
@@ -927,7 +911,7 @@
           <w:numId w:val="1"/>
         </w:numPr>
         <w:shd w:fill="ffffff" w:val="clear"/>
-        <w:ind w:left="288"/>
+        <w:ind w:left="288" w:hanging="288"/>
         <w:rPr>
           <w:rFonts w:ascii="Arial" w:cs="Arial" w:eastAsia="Arial" w:hAnsi="Arial"/>
           <w:i w:val="1"/>
@@ -946,7 +930,30 @@
           <w:szCs w:val="20"/>
           <w:rtl w:val="0"/>
         </w:rPr>
-        <w:t xml:space="preserve">Alternate game mode implementation (Medium)</w:t>
+        <w:t xml:space="preserve">Play Again button (low)</w:t>
+      </w:r>
+    </w:p>
+    <w:p>
+      <w:pPr>
+        <w:shd w:fill="ffffff" w:val="clear"/>
+        <w:rPr>
+          <w:rFonts w:ascii="Arial" w:cs="Arial" w:eastAsia="Arial" w:hAnsi="Arial"/>
+          <w:i w:val="1"/>
+          <w:iCs w:val="1"/>
+          <w:sz w:val="20"/>
+          <w:szCs w:val="20"/>
+        </w:rPr>
+      </w:pPr>
+      <w:r>
+        <w:rPr>
+          <w:rFonts w:ascii="Arial" w:cs="Arial" w:eastAsia="Arial" w:hAnsi="Arial"/>
+          <w:i w:val="1"/>
+          <w:iCs w:val="1"/>
+          <w:sz w:val="20"/>
+          <w:szCs w:val="20"/>
+          <w:rtl w:val="0"/>
+        </w:rPr>
+        <w:t xml:space="preserve">Speciesguessr (classification game)</w:t>
       </w:r>
     </w:p>
     <w:p>
@@ -956,47 +963,30 @@
           <w:numId w:val="1"/>
         </w:numPr>
         <w:shd w:fill="ffffff" w:val="clear"/>
-        <w:ind w:left="288"/>
-        <w:rPr>
-          <w:i w:val="1"/>
-          <w:iCs w:val="1"/>
-          <w:sz w:val="20"/>
-          <w:szCs w:val="20"/>
-        </w:rPr>
-      </w:pPr>
-      <w:r>
-        <w:rPr>
-          <w:rFonts w:ascii="Arial" w:cs="Arial" w:eastAsia="Arial" w:hAnsi="Arial"/>
-          <w:i w:val="1"/>
-          <w:iCs w:val="1"/>
-          <w:sz w:val="20"/>
-          <w:szCs w:val="20"/>
-          <w:rtl w:val="0"/>
-        </w:rPr>
-        <w:t xml:space="preserve">Animal display/info (Low)</w:t>
-      </w:r>
-    </w:p>
-    <w:p>
-      <w:pPr>
-        <w:shd w:fill="ffffff" w:val="clear"/>
-        <w:rPr>
-          <w:rFonts w:ascii="Arial" w:cs="Arial" w:eastAsia="Arial" w:hAnsi="Arial"/>
-          <w:i w:val="1"/>
-          <w:iCs w:val="1"/>
-          <w:sz w:val="20"/>
-          <w:szCs w:val="20"/>
-        </w:rPr>
-      </w:pPr>
-      <w:r>
-        <w:rPr>
-          <w:rFonts w:ascii="Arial" w:cs="Arial" w:eastAsia="Arial" w:hAnsi="Arial"/>
-          <w:i w:val="1"/>
-          <w:iCs w:val="1"/>
-          <w:sz w:val="20"/>
-          <w:szCs w:val="20"/>
-          <w:rtl w:val="0"/>
-        </w:rPr>
-        <w:t xml:space="preserve">Random live cam viewer (High)</w:t>
+        <w:ind w:left="288" w:hanging="288"/>
+        <w:rPr>
+          <w:i w:val="1"/>
+          <w:iCs w:val="1"/>
+          <w:sz w:val="20"/>
+          <w:szCs w:val="20"/>
+          <w:u w:val="none"/>
+        </w:rPr>
+      </w:pPr>
+      <w:r>
+        <w:rPr>
+          <w:rFonts w:ascii="Arial" w:cs="Arial" w:eastAsia="Arial" w:hAnsi="Arial"/>
+          <w:i w:val="1"/>
+          <w:iCs w:val="1"/>
+          <w:sz w:val="20"/>
+          <w:szCs w:val="20"/>
+          <w:rtl w:val="0"/>
+        </w:rPr>
+        <w:t xml:space="preserve">Image deblurring (High)</w:t>
+      </w:r>
+      <w:r>
+        <w:rPr>
+          <w:rtl w:val="0"/>
+        </w:rPr>
       </w:r>
     </w:p>
     <w:p>
@@ -1006,26 +996,29 @@
           <w:numId w:val="1"/>
         </w:numPr>
         <w:shd w:fill="ffffff" w:val="clear"/>
-        <w:ind w:left="288"/>
-        <w:rPr>
-          <w:rFonts w:ascii="Arial" w:cs="Arial" w:eastAsia="Arial" w:hAnsi="Arial"/>
-          <w:i w:val="1"/>
-          <w:iCs w:val="1"/>
-          <w:sz w:val="20"/>
-          <w:szCs w:val="20"/>
-          <w:u w:val="none"/>
-        </w:rPr>
-      </w:pPr>
-      <w:r>
-        <w:rPr>
-          <w:rFonts w:ascii="Arial" w:cs="Arial" w:eastAsia="Arial" w:hAnsi="Arial"/>
-          <w:i w:val="1"/>
-          <w:iCs w:val="1"/>
-          <w:sz w:val="20"/>
-          <w:szCs w:val="20"/>
-          <w:rtl w:val="0"/>
-        </w:rPr>
-        <w:t xml:space="preserve">Live cam scraper/database (High)</w:t>
+        <w:ind w:left="288" w:hanging="288"/>
+        <w:rPr>
+          <w:i w:val="1"/>
+          <w:iCs w:val="1"/>
+          <w:sz w:val="20"/>
+          <w:szCs w:val="20"/>
+        </w:rPr>
+      </w:pPr>
+      <w:r>
+        <w:rPr>
+          <w:rFonts w:ascii="Arial" w:cs="Arial" w:eastAsia="Arial" w:hAnsi="Arial"/>
+          <w:i w:val="1"/>
+          <w:iCs w:val="1"/>
+          <w:sz w:val="20"/>
+          <w:szCs w:val="20"/>
+          <w:rtl w:val="0"/>
+        </w:rPr>
+        <w:t xml:space="preserve">Score computation (High)</w:t>
+      </w:r>
+      <w:r>
+        <w:rPr>
+          <w:rtl w:val="0"/>
+        </w:rPr>
       </w:r>
     </w:p>
     <w:p>
@@ -1035,9 +1028,8 @@
           <w:numId w:val="1"/>
         </w:numPr>
         <w:shd w:fill="ffffff" w:val="clear"/>
-        <w:ind w:left="288"/>
-        <w:rPr>
-          <w:rFonts w:ascii="Arial" w:cs="Arial" w:eastAsia="Arial" w:hAnsi="Arial"/>
+        <w:ind w:left="288" w:hanging="288"/>
+        <w:rPr>
           <w:i w:val="1"/>
           <w:iCs w:val="1"/>
           <w:sz w:val="20"/>
@@ -1054,30 +1046,12 @@
           <w:szCs w:val="20"/>
           <w:rtl w:val="0"/>
         </w:rPr>
-        <w:t xml:space="preserve">Random selection button (Low)</w:t>
-      </w:r>
-    </w:p>
-    <w:p>
-      <w:pPr>
-        <w:shd w:fill="ffffff" w:val="clear"/>
-        <w:rPr>
-          <w:rFonts w:ascii="Arial" w:cs="Arial" w:eastAsia="Arial" w:hAnsi="Arial"/>
-          <w:i w:val="1"/>
-          <w:iCs w:val="1"/>
-          <w:sz w:val="20"/>
-          <w:szCs w:val="20"/>
-        </w:rPr>
-      </w:pPr>
-      <w:r>
-        <w:rPr>
-          <w:rFonts w:ascii="Arial" w:cs="Arial" w:eastAsia="Arial" w:hAnsi="Arial"/>
-          <w:i w:val="1"/>
-          <w:iCs w:val="1"/>
-          <w:sz w:val="20"/>
-          <w:szCs w:val="20"/>
-          <w:rtl w:val="0"/>
-        </w:rPr>
-        <w:t xml:space="preserve">Misc.</w:t>
+        <w:t xml:space="preserve">Multiple game modes with different rules and scoring systems (Medium)</w:t>
+      </w:r>
+      <w:r>
+        <w:rPr>
+          <w:rtl w:val="0"/>
+        </w:rPr>
       </w:r>
     </w:p>
     <w:p>
@@ -1106,7 +1080,7 @@
           <w:szCs w:val="20"/>
           <w:rtl w:val="0"/>
         </w:rPr>
-        <w:t xml:space="preserve"> Database integration (High)</w:t>
+        <w:t xml:space="preserve">Animal display/info (Low)</w:t>
       </w:r>
     </w:p>
     <w:p>
@@ -1118,24 +1092,22 @@
         <w:shd w:fill="ffffff" w:val="clear"/>
         <w:ind w:left="288"/>
         <w:rPr>
-          <w:rFonts w:ascii="Arial" w:cs="Arial" w:eastAsia="Arial" w:hAnsi="Arial"/>
-          <w:i w:val="1"/>
-          <w:iCs w:val="1"/>
-          <w:sz w:val="20"/>
-          <w:szCs w:val="20"/>
-          <w:u w:val="none"/>
-        </w:rPr>
-      </w:pPr>
-      <w:r>
-        <w:rPr>
-          <w:rFonts w:ascii="Arial" w:cs="Arial" w:eastAsia="Arial" w:hAnsi="Arial"/>
-          <w:i w:val="1"/>
-          <w:iCs w:val="1"/>
-          <w:sz w:val="20"/>
-          <w:szCs w:val="20"/>
-          <w:rtl w:val="0"/>
-        </w:rPr>
-        <w:t xml:space="preserve"> API integration (High)</w:t>
+          <w:i w:val="1"/>
+          <w:iCs w:val="1"/>
+          <w:sz w:val="20"/>
+          <w:szCs w:val="20"/>
+        </w:rPr>
+      </w:pPr>
+      <w:r>
+        <w:rPr>
+          <w:rFonts w:ascii="Arial" w:cs="Arial" w:eastAsia="Arial" w:hAnsi="Arial"/>
+          <w:i w:val="1"/>
+          <w:iCs w:val="1"/>
+          <w:sz w:val="20"/>
+          <w:szCs w:val="20"/>
+          <w:rtl w:val="0"/>
+        </w:rPr>
+        <w:t xml:space="preserve"> Session-based gameplay with multiple rounds and final summary display (High)</w:t>
       </w:r>
     </w:p>
     <w:p>
@@ -1147,24 +1119,22 @@
         <w:shd w:fill="ffffff" w:val="clear"/>
         <w:ind w:left="288"/>
         <w:rPr>
-          <w:rFonts w:ascii="Arial" w:cs="Arial" w:eastAsia="Arial" w:hAnsi="Arial"/>
-          <w:i w:val="1"/>
-          <w:iCs w:val="1"/>
-          <w:sz w:val="20"/>
-          <w:szCs w:val="20"/>
-          <w:u w:val="none"/>
-        </w:rPr>
-      </w:pPr>
-      <w:r>
-        <w:rPr>
-          <w:rFonts w:ascii="Arial" w:cs="Arial" w:eastAsia="Arial" w:hAnsi="Arial"/>
-          <w:i w:val="1"/>
-          <w:iCs w:val="1"/>
-          <w:sz w:val="20"/>
-          <w:szCs w:val="20"/>
-          <w:rtl w:val="0"/>
-        </w:rPr>
-        <w:t xml:space="preserve"> User Accounts/Authentication (Medium)</w:t>
+          <w:i w:val="1"/>
+          <w:iCs w:val="1"/>
+          <w:sz w:val="20"/>
+          <w:szCs w:val="20"/>
+        </w:rPr>
+      </w:pPr>
+      <w:r>
+        <w:rPr>
+          <w:rFonts w:ascii="Arial" w:cs="Arial" w:eastAsia="Arial" w:hAnsi="Arial"/>
+          <w:i w:val="1"/>
+          <w:iCs w:val="1"/>
+          <w:sz w:val="20"/>
+          <w:szCs w:val="20"/>
+          <w:rtl w:val="0"/>
+        </w:rPr>
+        <w:t xml:space="preserve"> Hint system (habitat, category, first letter) that assists the user during gameplay (High)</w:t>
       </w:r>
     </w:p>
     <w:p>
@@ -1176,24 +1146,22 @@
         <w:shd w:fill="ffffff" w:val="clear"/>
         <w:ind w:left="288"/>
         <w:rPr>
-          <w:rFonts w:ascii="Arial" w:cs="Arial" w:eastAsia="Arial" w:hAnsi="Arial"/>
-          <w:i w:val="1"/>
-          <w:iCs w:val="1"/>
-          <w:sz w:val="20"/>
-          <w:szCs w:val="20"/>
-          <w:u w:val="none"/>
-        </w:rPr>
-      </w:pPr>
-      <w:r>
-        <w:rPr>
-          <w:rFonts w:ascii="Arial" w:cs="Arial" w:eastAsia="Arial" w:hAnsi="Arial"/>
-          <w:i w:val="1"/>
-          <w:iCs w:val="1"/>
-          <w:sz w:val="20"/>
-          <w:szCs w:val="20"/>
-          <w:rtl w:val="0"/>
-        </w:rPr>
-        <w:t xml:space="preserve"> Leaderboards (Medium)</w:t>
+          <w:i w:val="1"/>
+          <w:iCs w:val="1"/>
+          <w:sz w:val="20"/>
+          <w:szCs w:val="20"/>
+        </w:rPr>
+      </w:pPr>
+      <w:r>
+        <w:rPr>
+          <w:rFonts w:ascii="Arial" w:cs="Arial" w:eastAsia="Arial" w:hAnsi="Arial"/>
+          <w:i w:val="1"/>
+          <w:iCs w:val="1"/>
+          <w:sz w:val="20"/>
+          <w:szCs w:val="20"/>
+          <w:rtl w:val="0"/>
+        </w:rPr>
+        <w:t xml:space="preserve"> Leaderboard system to track and display high scores (Medium)</w:t>
       </w:r>
     </w:p>
     <w:p>
@@ -1205,7 +1173,83 @@
         <w:shd w:fill="ffffff" w:val="clear"/>
         <w:ind w:left="288"/>
         <w:rPr>
-          <w:rFonts w:ascii="Arial" w:cs="Arial" w:eastAsia="Arial" w:hAnsi="Arial"/>
+          <w:i w:val="1"/>
+          <w:iCs w:val="1"/>
+          <w:sz w:val="20"/>
+          <w:szCs w:val="20"/>
+        </w:rPr>
+      </w:pPr>
+      <w:r>
+        <w:rPr>
+          <w:rFonts w:ascii="Arial" w:cs="Arial" w:eastAsia="Arial" w:hAnsi="Arial"/>
+          <w:i w:val="1"/>
+          <w:iCs w:val="1"/>
+          <w:sz w:val="20"/>
+          <w:szCs w:val="20"/>
+          <w:rtl w:val="0"/>
+        </w:rPr>
+        <w:t xml:space="preserve"> Streak tracking to reward consecutive correct guesses (Medium)</w:t>
+      </w:r>
+    </w:p>
+    <w:p>
+      <w:pPr>
+        <w:numPr>
+          <w:ilvl w:val="0"/>
+          <w:numId w:val="1"/>
+        </w:numPr>
+        <w:shd w:fill="ffffff" w:val="clear"/>
+        <w:ind w:left="288"/>
+        <w:rPr>
+          <w:i w:val="1"/>
+          <w:iCs w:val="1"/>
+          <w:sz w:val="20"/>
+          <w:szCs w:val="20"/>
+        </w:rPr>
+      </w:pPr>
+      <w:r>
+        <w:rPr>
+          <w:rFonts w:ascii="Arial" w:cs="Arial" w:eastAsia="Arial" w:hAnsi="Arial"/>
+          <w:i w:val="1"/>
+          <w:iCs w:val="1"/>
+          <w:sz w:val="20"/>
+          <w:szCs w:val="20"/>
+          <w:rtl w:val="0"/>
+        </w:rPr>
+        <w:t xml:space="preserve"> Multiple game modes (e.g., classic, time-based) that alter gameplay behavior (Medium)</w:t>
+      </w:r>
+    </w:p>
+    <w:p>
+      <w:pPr>
+        <w:shd w:fill="ffffff" w:val="clear"/>
+        <w:rPr>
+          <w:rFonts w:ascii="Arial" w:cs="Arial" w:eastAsia="Arial" w:hAnsi="Arial"/>
+          <w:i w:val="1"/>
+          <w:iCs w:val="1"/>
+          <w:sz w:val="20"/>
+          <w:szCs w:val="20"/>
+        </w:rPr>
+      </w:pPr>
+      <w:r>
+        <w:rPr>
+          <w:rFonts w:ascii="Arial" w:cs="Arial" w:eastAsia="Arial" w:hAnsi="Arial"/>
+          <w:i w:val="1"/>
+          <w:iCs w:val="1"/>
+          <w:sz w:val="20"/>
+          <w:szCs w:val="20"/>
+          <w:rtl w:val="0"/>
+        </w:rPr>
+        <w:t xml:space="preserve">Random live cam viewer (High)</w:t>
+      </w:r>
+    </w:p>
+    <w:p>
+      <w:pPr>
+        <w:numPr>
+          <w:ilvl w:val="0"/>
+          <w:numId w:val="1"/>
+        </w:numPr>
+        <w:shd w:fill="ffffff" w:val="clear"/>
+        <w:ind w:left="288" w:hanging="288"/>
+        <w:rPr>
           <w:i w:val="1"/>
           <w:iCs w:val="1"/>
           <w:sz w:val="20"/>
@@ -1222,7 +1266,233 @@
           <w:szCs w:val="20"/>
           <w:rtl w:val="0"/>
         </w:rPr>
+        <w:t xml:space="preserve">Live cam scraper/database (High)</w:t>
+      </w:r>
+      <w:r>
+        <w:rPr>
+          <w:rtl w:val="0"/>
+        </w:rPr>
+      </w:r>
+    </w:p>
+    <w:p>
+      <w:pPr>
+        <w:numPr>
+          <w:ilvl w:val="0"/>
+          <w:numId w:val="1"/>
+        </w:numPr>
+        <w:shd w:fill="ffffff" w:val="clear"/>
+        <w:ind w:left="288" w:hanging="288"/>
+        <w:rPr>
+          <w:i w:val="1"/>
+          <w:iCs w:val="1"/>
+          <w:sz w:val="20"/>
+          <w:szCs w:val="20"/>
+          <w:u w:val="none"/>
+        </w:rPr>
+      </w:pPr>
+      <w:r>
+        <w:rPr>
+          <w:rFonts w:ascii="Arial" w:cs="Arial" w:eastAsia="Arial" w:hAnsi="Arial"/>
+          <w:i w:val="1"/>
+          <w:iCs w:val="1"/>
+          <w:sz w:val="20"/>
+          <w:szCs w:val="20"/>
+          <w:rtl w:val="0"/>
+        </w:rPr>
+        <w:t xml:space="preserve">Random selection button (Low)</w:t>
+      </w:r>
+      <w:r>
+        <w:rPr>
+          <w:rtl w:val="0"/>
+        </w:rPr>
+      </w:r>
+    </w:p>
+    <w:p>
+      <w:pPr>
+        <w:shd w:fill="ffffff" w:val="clear"/>
+        <w:rPr>
+          <w:rFonts w:ascii="Arial" w:cs="Arial" w:eastAsia="Arial" w:hAnsi="Arial"/>
+          <w:i w:val="1"/>
+          <w:iCs w:val="1"/>
+          <w:sz w:val="20"/>
+          <w:szCs w:val="20"/>
+        </w:rPr>
+      </w:pPr>
+      <w:r>
+        <w:rPr>
+          <w:rFonts w:ascii="Arial" w:cs="Arial" w:eastAsia="Arial" w:hAnsi="Arial"/>
+          <w:i w:val="1"/>
+          <w:iCs w:val="1"/>
+          <w:sz w:val="20"/>
+          <w:szCs w:val="20"/>
+          <w:rtl w:val="0"/>
+        </w:rPr>
+        <w:t xml:space="preserve">Misc.</w:t>
+      </w:r>
+    </w:p>
+    <w:p>
+      <w:pPr>
+        <w:numPr>
+          <w:ilvl w:val="0"/>
+          <w:numId w:val="1"/>
+        </w:numPr>
+        <w:shd w:fill="ffffff" w:val="clear"/>
+        <w:ind w:left="288" w:hanging="288"/>
+        <w:rPr>
+          <w:i w:val="1"/>
+          <w:iCs w:val="1"/>
+          <w:sz w:val="20"/>
+          <w:szCs w:val="20"/>
+          <w:u w:val="none"/>
+        </w:rPr>
+      </w:pPr>
+      <w:r>
+        <w:rPr>
+          <w:rFonts w:ascii="Arial" w:cs="Arial" w:eastAsia="Arial" w:hAnsi="Arial"/>
+          <w:i w:val="1"/>
+          <w:iCs w:val="1"/>
+          <w:sz w:val="20"/>
+          <w:szCs w:val="20"/>
+          <w:rtl w:val="0"/>
+        </w:rPr>
+        <w:t xml:space="preserve"> Database integration (High)</w:t>
+      </w:r>
+      <w:r>
+        <w:rPr>
+          <w:rtl w:val="0"/>
+        </w:rPr>
+      </w:r>
+    </w:p>
+    <w:p>
+      <w:pPr>
+        <w:numPr>
+          <w:ilvl w:val="0"/>
+          <w:numId w:val="1"/>
+        </w:numPr>
+        <w:shd w:fill="ffffff" w:val="clear"/>
+        <w:ind w:left="288" w:hanging="288"/>
+        <w:rPr>
+          <w:i w:val="1"/>
+          <w:iCs w:val="1"/>
+          <w:sz w:val="20"/>
+          <w:szCs w:val="20"/>
+          <w:u w:val="none"/>
+        </w:rPr>
+      </w:pPr>
+      <w:r>
+        <w:rPr>
+          <w:rFonts w:ascii="Arial" w:cs="Arial" w:eastAsia="Arial" w:hAnsi="Arial"/>
+          <w:i w:val="1"/>
+          <w:iCs w:val="1"/>
+          <w:sz w:val="20"/>
+          <w:szCs w:val="20"/>
+          <w:rtl w:val="0"/>
+        </w:rPr>
+        <w:t xml:space="preserve"> API integration (High)</w:t>
+      </w:r>
+      <w:r>
+        <w:rPr>
+          <w:rtl w:val="0"/>
+        </w:rPr>
+      </w:r>
+    </w:p>
+    <w:p>
+      <w:pPr>
+        <w:numPr>
+          <w:ilvl w:val="0"/>
+          <w:numId w:val="1"/>
+        </w:numPr>
+        <w:shd w:fill="ffffff" w:val="clear"/>
+        <w:ind w:left="288" w:hanging="288"/>
+        <w:rPr>
+          <w:i w:val="1"/>
+          <w:iCs w:val="1"/>
+          <w:sz w:val="20"/>
+          <w:szCs w:val="20"/>
+          <w:u w:val="none"/>
+        </w:rPr>
+      </w:pPr>
+      <w:r>
+        <w:rPr>
+          <w:rFonts w:ascii="Arial" w:cs="Arial" w:eastAsia="Arial" w:hAnsi="Arial"/>
+          <w:i w:val="1"/>
+          <w:iCs w:val="1"/>
+          <w:sz w:val="20"/>
+          <w:szCs w:val="20"/>
+          <w:rtl w:val="0"/>
+        </w:rPr>
+        <w:t xml:space="preserve"> User Accounts/Authentication (Medium)</w:t>
+      </w:r>
+      <w:r>
+        <w:rPr>
+          <w:rtl w:val="0"/>
+        </w:rPr>
+      </w:r>
+    </w:p>
+    <w:p>
+      <w:pPr>
+        <w:numPr>
+          <w:ilvl w:val="0"/>
+          <w:numId w:val="1"/>
+        </w:numPr>
+        <w:shd w:fill="ffffff" w:val="clear"/>
+        <w:ind w:left="288" w:hanging="288"/>
+        <w:rPr>
+          <w:i w:val="1"/>
+          <w:iCs w:val="1"/>
+          <w:sz w:val="20"/>
+          <w:szCs w:val="20"/>
+          <w:u w:val="none"/>
+        </w:rPr>
+      </w:pPr>
+      <w:r>
+        <w:rPr>
+          <w:rFonts w:ascii="Arial" w:cs="Arial" w:eastAsia="Arial" w:hAnsi="Arial"/>
+          <w:i w:val="1"/>
+          <w:iCs w:val="1"/>
+          <w:sz w:val="20"/>
+          <w:szCs w:val="20"/>
+          <w:rtl w:val="0"/>
+        </w:rPr>
+        <w:t xml:space="preserve"> Leaderboards (Medium)</w:t>
+      </w:r>
+      <w:r>
+        <w:rPr>
+          <w:rtl w:val="0"/>
+        </w:rPr>
+      </w:r>
+    </w:p>
+    <w:p>
+      <w:pPr>
+        <w:numPr>
+          <w:ilvl w:val="0"/>
+          <w:numId w:val="1"/>
+        </w:numPr>
+        <w:shd w:fill="ffffff" w:val="clear"/>
+        <w:ind w:left="288" w:hanging="288"/>
+        <w:rPr>
+          <w:i w:val="1"/>
+          <w:iCs w:val="1"/>
+          <w:sz w:val="20"/>
+          <w:szCs w:val="20"/>
+          <w:u w:val="none"/>
+        </w:rPr>
+      </w:pPr>
+      <w:r>
+        <w:rPr>
+          <w:rFonts w:ascii="Arial" w:cs="Arial" w:eastAsia="Arial" w:hAnsi="Arial"/>
+          <w:i w:val="1"/>
+          <w:iCs w:val="1"/>
+          <w:sz w:val="20"/>
+          <w:szCs w:val="20"/>
+          <w:rtl w:val="0"/>
+        </w:rPr>
         <w:t xml:space="preserve"> GDPR and CCPA compliance if needed (low)</w:t>
+      </w:r>
+      <w:r>
+        <w:rPr>
+          <w:rtl w:val="0"/>
+        </w:rPr>
       </w:r>
     </w:p>
     <w:p>
@@ -1233,7 +1503,7 @@
           <w:rFonts w:ascii="inherit" w:cs="inherit" w:eastAsia="inherit" w:hAnsi="inherit"/>
         </w:rPr>
       </w:pPr>
-      <w:bookmarkStart w:colFirst="0" w:colLast="0" w:name="_heading=h.66y8b181sn1v" w:id="0"/>
+      <w:bookmarkStart w:colFirst="0" w:colLast="0" w:name="_v6h9922p8vit" w:id="0"/>
       <w:bookmarkEnd w:id="0"/>
       <w:r>
         <w:rPr>
@@ -1341,29 +1611,6 @@
           <w:szCs w:val="20"/>
           <w:rtl w:val="0"/>
         </w:rPr>
-        <w:t xml:space="preserve">2. Secure supabase integration for user accounts in accordance with proper user data laws.</w:t>
-      </w:r>
-    </w:p>
-    <w:p>
-      <w:pPr>
-        <w:shd w:fill="ffffff" w:val="clear"/>
-        <w:rPr>
-          <w:rFonts w:ascii="Arial" w:cs="Arial" w:eastAsia="Arial" w:hAnsi="Arial"/>
-          <w:i w:val="1"/>
-          <w:iCs w:val="1"/>
-          <w:sz w:val="20"/>
-          <w:szCs w:val="20"/>
-        </w:rPr>
-      </w:pPr>
-      <w:r>
-        <w:rPr>
-          <w:rFonts w:ascii="Arial" w:cs="Arial" w:eastAsia="Arial" w:hAnsi="Arial"/>
-          <w:i w:val="1"/>
-          <w:iCs w:val="1"/>
-          <w:sz w:val="20"/>
-          <w:szCs w:val="20"/>
-          <w:rtl w:val="0"/>
-        </w:rPr>
         <w:t xml:space="preserve">3. Secure storage of API keys</w:t>
       </w:r>
     </w:p>
@@ -1434,6 +1681,75 @@
           <w:rtl w:val="0"/>
         </w:rPr>
         <w:t xml:space="preserve">6. Disclosure: Adding a disclaimer that we are only using the webkinz.tech domain for a class project to distinguish from the legitimate webkinz website.</w:t>
+      </w:r>
+    </w:p>
+    <w:p>
+      <w:pPr>
+        <w:shd w:fill="ffffff" w:val="clear"/>
+        <w:rPr>
+          <w:rFonts w:ascii="Arial" w:cs="Arial" w:eastAsia="Arial" w:hAnsi="Arial"/>
+          <w:i w:val="1"/>
+          <w:iCs w:val="1"/>
+          <w:sz w:val="20"/>
+          <w:szCs w:val="20"/>
+        </w:rPr>
+      </w:pPr>
+      <w:r>
+        <w:rPr>
+          <w:rFonts w:ascii="Arial" w:cs="Arial" w:eastAsia="Arial" w:hAnsi="Arial"/>
+          <w:i w:val="1"/>
+          <w:iCs w:val="1"/>
+          <w:sz w:val="20"/>
+          <w:szCs w:val="20"/>
+          <w:rtl w:val="0"/>
+        </w:rPr>
+        <w:t xml:space="preserve">7. Responsive and interactive UI to support real-time gameplay feedback (e.g., timers, progress bars)</w:t>
+      </w:r>
+    </w:p>
+    <w:p>
+      <w:pPr>
+        <w:shd w:fill="ffffff" w:val="clear"/>
+        <w:rPr>
+          <w:rFonts w:ascii="Arial" w:cs="Arial" w:eastAsia="Arial" w:hAnsi="Arial"/>
+          <w:i w:val="1"/>
+          <w:iCs w:val="1"/>
+          <w:sz w:val="20"/>
+          <w:szCs w:val="20"/>
+        </w:rPr>
+      </w:pPr>
+      <w:r>
+        <w:rPr>
+          <w:rFonts w:ascii="Arial" w:cs="Arial" w:eastAsia="Arial" w:hAnsi="Arial"/>
+          <w:i w:val="1"/>
+          <w:iCs w:val="1"/>
+          <w:sz w:val="20"/>
+          <w:szCs w:val="20"/>
+          <w:rtl w:val="0"/>
+        </w:rPr>
+        <w:t xml:space="preserve">8. Low-latency user input handling to ensure smooth gameplay experience</w:t>
+      </w:r>
+    </w:p>
+    <w:p>
+      <w:pPr>
+        <w:shd w:fill="ffffff" w:val="clear"/>
+        <w:rPr>
+          <w:rFonts w:ascii="Arial" w:cs="Arial" w:eastAsia="Arial" w:hAnsi="Arial"/>
+          <w:i w:val="1"/>
+          <w:iCs w:val="1"/>
+          <w:sz w:val="20"/>
+          <w:szCs w:val="20"/>
+        </w:rPr>
+      </w:pPr>
+      <w:r>
+        <w:rPr>
+          <w:rFonts w:ascii="Arial" w:cs="Arial" w:eastAsia="Arial" w:hAnsi="Arial"/>
+          <w:i w:val="1"/>
+          <w:iCs w:val="1"/>
+          <w:sz w:val="20"/>
+          <w:szCs w:val="20"/>
+          <w:rtl w:val="0"/>
+        </w:rPr>
+        <w:t xml:space="preserve">9. Interface should maintain static layout regardless of photo aspect ratios</w:t>
       </w:r>
     </w:p>
     <w:p>
@@ -1448,13 +1764,7 @@
         <w:rPr>
           <w:rtl w:val="0"/>
         </w:rPr>
-        <w:t xml:space="preserve">4. </w:t>
-      </w:r>
-      <w:r>
-        <w:rPr>
-          <w:rtl w:val="0"/>
-        </w:rPr>
-        <w:t xml:space="preserve">Use Case Diagram (10 points)</w:t>
+        <w:t xml:space="preserve">4. Use Case Diagram (10 points)</w:t>
       </w:r>
       <w:r>
         <w:rPr>
@@ -1601,7 +1911,7 @@
           <wp:inline distB="114300" distT="114300" distL="114300" distR="114300">
             <wp:extent cx="5486400" cy="4933950"/>
             <wp:effectExtent b="0" l="0" r="0" t="0"/>
-            <wp:docPr id="2" name="image1.png"/>
+            <wp:docPr id="1" name="image1.png"/>
             <a:graphic>
               <a:graphicData uri="http://schemas.openxmlformats.org/drawingml/2006/picture">
                 <pic:pic>
@@ -1610,7 +1920,7 @@
                     <pic:cNvPicPr preferRelativeResize="0"/>
                   </pic:nvPicPr>
                   <pic:blipFill>
-                    <a:blip r:embed="rId7"/>
+                    <a:blip r:embed="rId6"/>
                     <a:srcRect b="956" l="0" r="0" t="0"/>
                     <a:stretch>
                       <a:fillRect/>
@@ -2550,7 +2860,7 @@
           <wp:inline distB="114300" distT="114300" distL="114300" distR="114300">
             <wp:extent cx="4862513" cy="3849489"/>
             <wp:effectExtent b="0" l="0" r="0" t="0"/>
-            <wp:docPr id="1" name="image2.png"/>
+            <wp:docPr id="2" name="image2.png"/>
             <a:graphic>
               <a:graphicData uri="http://schemas.openxmlformats.org/drawingml/2006/picture">
                 <pic:pic>
@@ -2559,7 +2869,7 @@
                     <pic:cNvPicPr preferRelativeResize="0"/>
                   </pic:nvPicPr>
                   <pic:blipFill>
-                    <a:blip r:embed="rId8"/>
+                    <a:blip r:embed="rId7"/>
                     <a:srcRect b="0" l="0" r="0" t="0"/>
                     <a:stretch>
                       <a:fillRect/>
@@ -2614,30 +2924,25 @@
         </w:rPr>
         <w:t xml:space="preserve">Describe the environment in which the software will operate, including the hardware platform, operating system and versions, and any other software components or applications with which it must peacefully coexist.</w:t>
       </w:r>
-      <w:r>
-        <w:rPr>
-          <w:rtl w:val="0"/>
-        </w:rPr>
-      </w:r>
-    </w:p>
-    <w:p>
-      <w:pPr>
-        <w:shd w:fill="ffffff" w:val="clear"/>
-        <w:rPr>
-          <w:rFonts w:ascii="Arial" w:cs="Arial" w:eastAsia="Arial" w:hAnsi="Arial"/>
-          <w:color w:val="000000"/>
-          <w:sz w:val="20"/>
-          <w:szCs w:val="20"/>
-        </w:rPr>
-      </w:pPr>
-      <w:r>
-        <w:rPr>
-          <w:rFonts w:ascii="Arial" w:cs="Arial" w:eastAsia="Arial" w:hAnsi="Arial"/>
-          <w:sz w:val="20"/>
-          <w:szCs w:val="20"/>
-          <w:rtl w:val="0"/>
-        </w:rPr>
-        <w:t xml:space="preserve">The current environment in which the software will operate is on a VM hosted by Digital Ocean. The server is an Ubuntu Server 24.04 LTS with 64x linux kernel. The hardware is 1 vCPU with 1GB Memory and 25 GB SSD. Nginx version 1.24.0 currently runs the web server by cloning the repository on a regular shell script. Certbot in a python virtual environment was added to ensure HTTPS. The repository is stored in /var/www/html with a virtual python environment established in the “home” folder directory to regularly update mapping.html. </w:t>
+    </w:p>
+    <w:p>
+      <w:pPr>
+        <w:shd w:fill="ffffff" w:val="clear"/>
+        <w:rPr>
+          <w:rFonts w:ascii="Arial" w:cs="Arial" w:eastAsia="Arial" w:hAnsi="Arial"/>
+          <w:color w:val="000000"/>
+          <w:sz w:val="20"/>
+          <w:szCs w:val="20"/>
+        </w:rPr>
+      </w:pPr>
+      <w:r>
+        <w:rPr>
+          <w:rFonts w:ascii="Arial" w:cs="Arial" w:eastAsia="Arial" w:hAnsi="Arial"/>
+          <w:sz w:val="20"/>
+          <w:szCs w:val="20"/>
+          <w:rtl w:val="0"/>
+        </w:rPr>
+        <w:t xml:space="preserve">The current environment in which the software will operate is on a VM hosted by Digital Ocean. The server is an Ubuntu Server 24.04 LTS with 64x linux kernel. The hardware is 1 vCPU with 1GB Memory and 25 GB SSD. Nginx version 1.24.0 currently runs the web server by cloning the repository on a regular shell script. Certbot in a python virtual environment was added to ensure HTTPS. The repository is stored in /var/www/html with a virtual python environment established in the “home” folder directory to regularly update mapping.html. During the final increment the application was changed from being a static file serving web server to a more dynamic web application using flask. The application is setup as systemctl and boots up automatically whenever the server restarts. The hosting server is also configured with a firewall only allowing port 443 and 4000. </w:t>
       </w:r>
       <w:r>
         <w:rPr>
@@ -2731,7 +3036,6 @@
           <w:iCs w:val="1"/>
           <w:sz w:val="20"/>
           <w:szCs w:val="20"/>
-          <w:u w:val="none"/>
         </w:rPr>
       </w:pPr>
       <w:r>
@@ -2744,6 +3048,11 @@
           <w:rtl w:val="0"/>
         </w:rPr>
         <w:t xml:space="preserve">Troubles with third-party API access</w:t>
+      </w:r>
+      <w:r>
+        <w:rPr>
+          <w:rtl w:val="0"/>
+        </w:rPr>
       </w:r>
     </w:p>
     <w:p>
@@ -2760,6 +3069,34 @@
           <w:iCs w:val="1"/>
           <w:sz w:val="20"/>
           <w:szCs w:val="20"/>
+        </w:rPr>
+      </w:pPr>
+      <w:r>
+        <w:rPr>
+          <w:rFonts w:ascii="Arial" w:cs="Arial" w:eastAsia="Arial" w:hAnsi="Arial"/>
+          <w:i w:val="1"/>
+          <w:iCs w:val="1"/>
+          <w:sz w:val="20"/>
+          <w:szCs w:val="20"/>
+          <w:rtl w:val="0"/>
+        </w:rPr>
+        <w:t xml:space="preserve">Compatibility of chosen libraries</w:t>
+      </w:r>
+    </w:p>
+    <w:p>
+      <w:pPr>
+        <w:numPr>
+          <w:ilvl w:val="0"/>
+          <w:numId w:val="2"/>
+        </w:numPr>
+        <w:shd w:fill="ffffff" w:val="clear"/>
+        <w:ind w:left="720" w:hanging="360"/>
+        <w:rPr>
+          <w:rFonts w:ascii="Arial" w:cs="Arial" w:eastAsia="Arial" w:hAnsi="Arial"/>
+          <w:i w:val="1"/>
+          <w:iCs w:val="1"/>
+          <w:sz w:val="20"/>
+          <w:szCs w:val="20"/>
           <w:u w:val="none"/>
         </w:rPr>
       </w:pPr>
@@ -2772,7 +3109,25 @@
           <w:szCs w:val="20"/>
           <w:rtl w:val="0"/>
         </w:rPr>
-        <w:t xml:space="preserve">Compatibility of chosen libraries</w:t>
+        <w:t xml:space="preserve">Not having automatic renewal set for domain and certbot certificate. </w:t>
+      </w:r>
+    </w:p>
+    <w:p>
+      <w:pPr>
+        <w:shd w:fill="ffffff" w:val="clear"/>
+        <w:ind w:left="720" w:firstLine="0"/>
+        <w:rPr>
+          <w:rFonts w:ascii="Arial" w:cs="Arial" w:eastAsia="Arial" w:hAnsi="Arial"/>
+          <w:i w:val="1"/>
+          <w:iCs w:val="1"/>
+          <w:sz w:val="20"/>
+          <w:szCs w:val="20"/>
+        </w:rPr>
+      </w:pPr>
+      <w:r>
+        <w:rPr>
+          <w:rtl w:val="0"/>
+        </w:rPr>
       </w:r>
     </w:p>
     <w:p>
@@ -3163,137 +3518,6 @@
       <w:sz w:val="72"/>
       <w:szCs w:val="72"/>
     </w:rPr>
-  </w:style>
-  <w:style w:type="character" w:styleId="DefaultParagraphFont" w:default="1">
-    <w:name w:val="Default Paragraph Font"/>
-    <w:uiPriority w:val="1"/>
-    <w:semiHidden w:val="1"/>
-    <w:unhideWhenUsed w:val="1"/>
-  </w:style>
-  <w:style w:type="table" w:styleId="TableNormal" w:default="1">
-    <w:name w:val="Normal Table"/>
-    <w:uiPriority w:val="99"/>
-    <w:semiHidden w:val="1"/>
-    <w:unhideWhenUsed w:val="1"/>
-    <w:tblPr>
-      <w:tblInd w:w="0.0" w:type="dxa"/>
-      <w:tblCellMar>
-        <w:top w:w="0.0" w:type="dxa"/>
-        <w:left w:w="108.0" w:type="dxa"/>
-        <w:bottom w:w="0.0" w:type="dxa"/>
-        <w:right w:w="108.0" w:type="dxa"/>
-      </w:tblCellMar>
-    </w:tblPr>
-  </w:style>
-  <w:style w:type="numbering" w:styleId="NoList" w:default="1">
-    <w:name w:val="No List"/>
-    <w:uiPriority w:val="99"/>
-    <w:semiHidden w:val="1"/>
-    <w:unhideWhenUsed w:val="1"/>
-  </w:style>
-  <w:style w:type="paragraph" w:styleId="BodyText">
-    <w:name w:val="Body Text"/>
-    <w:basedOn w:val="Normal"/>
-    <w:link w:val="BodyTextChar"/>
-    <w:rsid w:val="00307323"/>
-    <w:pPr>
-      <w:tabs>
-        <w:tab w:val="left" w:pos="288"/>
-      </w:tabs>
-      <w:spacing w:after="120" w:line="228" w:lineRule="auto"/>
-      <w:ind w:firstLine="288"/>
-      <w:jc w:val="both"/>
-    </w:pPr>
-    <w:rPr>
-      <w:rFonts w:ascii="Times New Roman" w:cs="Times New Roman" w:eastAsia="SimSun" w:hAnsi="Times New Roman"/>
-      <w:spacing w:val="-1"/>
-      <w:sz w:val="20"/>
-      <w:szCs w:val="20"/>
-      <w:lang w:eastAsia="x-none" w:val="x-none"/>
-    </w:rPr>
-  </w:style>
-  <w:style w:type="character" w:styleId="BodyTextChar" w:customStyle="1">
-    <w:name w:val="Body Text Char"/>
-    <w:link w:val="BodyText"/>
-    <w:rsid w:val="00307323"/>
-    <w:rPr>
-      <w:rFonts w:ascii="Times New Roman" w:cs="Times New Roman" w:eastAsia="SimSun" w:hAnsi="Times New Roman"/>
-      <w:spacing w:val="-1"/>
-      <w:sz w:val="20"/>
-      <w:szCs w:val="20"/>
-      <w:lang w:eastAsia="x-none" w:val="x-none"/>
-    </w:rPr>
-  </w:style>
-  <w:style w:type="character" w:styleId="Strong">
-    <w:name w:val="Strong"/>
-    <w:basedOn w:val="DefaultParagraphFont"/>
-    <w:uiPriority w:val="22"/>
-    <w:qFormat w:val="1"/>
-    <w:rsid w:val="00C61132"/>
-    <w:rPr>
-      <w:b w:val="1"/>
-      <w:bCs w:val="1"/>
-    </w:rPr>
-  </w:style>
-  <w:style w:type="paragraph" w:styleId="NormalWeb">
-    <w:name w:val="Normal (Web)"/>
-    <w:basedOn w:val="Normal"/>
-    <w:uiPriority w:val="99"/>
-    <w:semiHidden w:val="1"/>
-    <w:unhideWhenUsed w:val="1"/>
-    <w:rsid w:val="00C61132"/>
-    <w:pPr>
-      <w:spacing w:after="100" w:afterAutospacing="1" w:before="100" w:beforeAutospacing="1"/>
-    </w:pPr>
-    <w:rPr>
-      <w:rFonts w:ascii="Times" w:cs="Times New Roman" w:hAnsi="Times"/>
-      <w:sz w:val="20"/>
-      <w:szCs w:val="20"/>
-    </w:rPr>
-  </w:style>
-  <w:style w:type="character" w:styleId="spelle" w:customStyle="1">
-    <w:name w:val="spelle"/>
-    <w:basedOn w:val="DefaultParagraphFont"/>
-    <w:rsid w:val="00C61132"/>
-  </w:style>
-  <w:style w:type="character" w:styleId="Heading1Char" w:customStyle="1">
-    <w:name w:val="Heading 1 Char"/>
-    <w:basedOn w:val="DefaultParagraphFont"/>
-    <w:link w:val="Heading1"/>
-    <w:uiPriority w:val="9"/>
-    <w:rsid w:val="003C7512"/>
-    <w:rPr>
-      <w:rFonts w:ascii="Arial" w:hAnsi="Arial" w:cstheme="majorBidi" w:eastAsiaTheme="majorEastAsia"/>
-      <w:b w:val="1"/>
-      <w:bCs w:val="1"/>
-      <w:szCs w:val="32"/>
-    </w:rPr>
-  </w:style>
-  <w:style w:type="character" w:styleId="Heading2Char" w:customStyle="1">
-    <w:name w:val="Heading 2 Char"/>
-    <w:basedOn w:val="DefaultParagraphFont"/>
-    <w:link w:val="Heading2"/>
-    <w:uiPriority w:val="9"/>
-    <w:rsid w:val="00431C09"/>
-    <w:rPr>
-      <w:rFonts w:ascii="Arial" w:hAnsi="Arial" w:cstheme="majorBidi" w:eastAsiaTheme="majorEastAsia"/>
-      <w:b w:val="1"/>
-      <w:bCs w:val="1"/>
-      <w:sz w:val="22"/>
-      <w:szCs w:val="26"/>
-      <w:bdr w:color="auto" w:frame="1" w:space="0" w:sz="0" w:val="none"/>
-    </w:rPr>
-  </w:style>
-  <w:style w:type="paragraph" w:styleId="ListParagraph">
-    <w:name w:val="List Paragraph"/>
-    <w:basedOn w:val="Normal"/>
-    <w:uiPriority w:val="34"/>
-    <w:qFormat w:val="1"/>
-    <w:rsid w:val="00431C09"/>
-    <w:pPr>
-      <w:ind w:left="720"/>
-      <w:contextualSpacing w:val="1"/>
-    </w:pPr>
   </w:style>
   <w:style w:type="paragraph" w:styleId="Subtitle">
     <w:name w:val="Subtitle"/>
@@ -3635,19 +3859,4 @@
   </a:objectDefaults>
   <a:extraClrSchemeLst/>
 </a:theme>
-</file>
-
-<file path=customXML/item1.xml><?xml version="1.0" encoding="utf-8"?>
-<go:gDocsCustomXmlDataStorage xmlns:go="http://customooxmlschemas.google.com/" xmlns:r="http://schemas.openxmlformats.org/officeDocument/2006/relationships" uri="GoogleDocsCustomDataVersion2">
-  <go:docsCustomData xmlns:go="http://customooxmlschemas.google.com/" roundtripDataSignature="AMtx7miDO7emu9Zekx3VnzDQIMVwYeFtMg==">CgMxLjAyDmguNjZ5OGIxODFzbjF2OAByITFSVURSRVBySm12WmlZMlFTNlhwSllqOXppZTFVRXlBUA==</go:docsCustomData>
-</go:gDocsCustomXmlDataStorage>
-</file>
-
-<file path=customXML/itemProps1.xml><?xml version="1.0" encoding="utf-8"?>
-<ds:datastoreItem xmlns:ds="http://schemas.openxmlformats.org/officeDocument/2006/customXml" ds:itemID="{11111111-1234-1234-1234-123412341234}">
-  <ds:schemaRefs>
-    <ds:schemaRef ds:uri="http://schemas.openxmlformats.org/officeDocument/2006/relationships"/>
-    <ds:schemaRef ds:uri="http://customooxmlschemas.google.com/"/>
-  </ds:schemaRefs>
-</ds:datastoreItem>
 </file>